--- a/HANDOFF.docx
+++ b/HANDOFF.docx
@@ -50,7 +50,7 @@
       <w:r>
         <w:t xml:space="preserve">: </w:t>
       </w:r>
-      <w:hyperlink w:history="1" r:id="rIdajpogoulvd3xs1e42_9bv">
+      <w:hyperlink w:history="1" r:id="rIdc9ixk43m1_z_pgxy49ubu">
         <w:r>
           <w:rPr>
             <w:rStyle w:val="Hyperlink"/>
@@ -72,7 +72,7 @@
       <w:r>
         <w:t xml:space="preserve">: </w:t>
       </w:r>
-      <w:hyperlink w:history="1" r:id="rId7daqexjqfcgg2a-kvktrt">
+      <w:hyperlink w:history="1" r:id="rIdlf8ft9ekcdnyflkfmo_9v">
         <w:r>
           <w:rPr>
             <w:rStyle w:val="Hyperlink"/>
@@ -4883,7 +4883,7 @@
           <w:numId w:val="3"/>
         </w:numPr>
       </w:pPr>
-      <w:hyperlink w:history="1" r:id="rIdmgfudk1_qeqyu0orf4a8o">
+      <w:hyperlink w:history="1" r:id="rIdx59yhs0ihs5picz_xoy2q">
         <w:r>
           <w:rPr>
             <w:rStyle w:val="Hyperlink"/>
@@ -5091,7 +5091,7 @@
       <w:r>
         <w:t xml:space="preserve">Sign in at </w:t>
       </w:r>
-      <w:hyperlink w:history="1" r:id="rId1lh_ipzlaxsxf1dskrnqw">
+      <w:hyperlink w:history="1" r:id="rIdaia1q8todhdck7v9tpzke">
         <w:r>
           <w:rPr>
             <w:rStyle w:val="Hyperlink"/>
@@ -5615,7 +5615,7 @@
           <w:numId w:val="3"/>
         </w:numPr>
       </w:pPr>
-      <w:hyperlink w:history="1" r:id="rId-jqi7o59_ra6su3fh3o8n">
+      <w:hyperlink w:history="1" r:id="rIdwnskmnot9cuqkz4e-fbx4">
         <w:r>
           <w:rPr>
             <w:rStyle w:val="Hyperlink"/>
@@ -5881,7 +5881,7 @@
       <w:r>
         <w:t xml:space="preserve">Refresh </w:t>
       </w:r>
-      <w:hyperlink w:history="1" r:id="rIdp9pzkccswe3pzaqmk4mrg">
+      <w:hyperlink w:history="1" r:id="rId3wqftzv9l5ny-co5p4sn1">
         <w:r>
           <w:rPr>
             <w:rStyle w:val="Hyperlink"/>
@@ -6962,7 +6962,57 @@
         </w:numPr>
       </w:pPr>
       <w:r>
-        <w:t xml:space="preserve">[ ] Supabase 백업 자동화 (주 1회 스냅샷)</w:t>
+        <w:t xml:space="preserve">[x] </w:t>
+      </w:r>
+      <w:r>
+        <w:rPr>
+          <w:b/>
+          <w:bCs/>
+        </w:rPr>
+        <w:t xml:space="preserve">Supabase 백업 자동화</w:t>
+      </w:r>
+      <w:r>
+        <w:t xml:space="preserve"> — </w:t>
+      </w:r>
+      <w:r>
+        <w:rPr>
+          <w:rFonts w:ascii="Consolas" w:cs="Consolas" w:eastAsia="Consolas" w:hAnsi="Consolas"/>
+          <w:shd w:fill="F1F1F1" w:color="auto" w:val="clear"/>
+        </w:rPr>
+        <w:t xml:space="preserve">.github/workflows/supabase-backup.yml</w:t>
+      </w:r>
+      <w:r>
+        <w:t xml:space="preserve"> (매주 월요일 03:00 KST). 처음 한 번 GitHub Secrets 설정 필요: </w:t>
+      </w:r>
+      <w:r>
+        <w:rPr>
+          <w:rFonts w:ascii="Consolas" w:cs="Consolas" w:eastAsia="Consolas" w:hAnsi="Consolas"/>
+          <w:shd w:fill="F1F1F1" w:color="auto" w:val="clear"/>
+        </w:rPr>
+        <w:t xml:space="preserve">SUPABASE_ACCESS_TOKEN</w:t>
+      </w:r>
+      <w:r>
+        <w:t xml:space="preserve"> / </w:t>
+      </w:r>
+      <w:r>
+        <w:rPr>
+          <w:rFonts w:ascii="Consolas" w:cs="Consolas" w:eastAsia="Consolas" w:hAnsi="Consolas"/>
+          <w:shd w:fill="F1F1F1" w:color="auto" w:val="clear"/>
+        </w:rPr>
+        <w:t xml:space="preserve">SUPABASE_DB_PASSWORD</w:t>
+      </w:r>
+      <w:r>
+        <w:t xml:space="preserve"> / </w:t>
+      </w:r>
+      <w:r>
+        <w:rPr>
+          <w:rFonts w:ascii="Consolas" w:cs="Consolas" w:eastAsia="Consolas" w:hAnsi="Consolas"/>
+          <w:shd w:fill="F1F1F1" w:color="auto" w:val="clear"/>
+        </w:rPr>
+        <w:t xml:space="preserve">SUPABASE_PROJECT_REF</w:t>
+      </w:r>
+      <w:r>
+        <w:t xml:space="preserve">.</w:t>
       </w:r>
     </w:p>
     <w:p>
@@ -6974,7 +7024,47 @@
         </w:numPr>
       </w:pPr>
       <w:r>
-        <w:t xml:space="preserve">[ ] 이메일 템플릿 디자인 (현재는 plain text)</w:t>
+        <w:t xml:space="preserve">[x] </w:t>
+      </w:r>
+      <w:r>
+        <w:rPr>
+          <w:b/>
+          <w:bCs/>
+        </w:rPr>
+        <w:t xml:space="preserve">이메일 템플릿 디자인</w:t>
+      </w:r>
+      <w:r>
+        <w:t xml:space="preserve"> — </w:t>
+      </w:r>
+      <w:r>
+        <w:rPr>
+          <w:rFonts w:ascii="Consolas" w:cs="Consolas" w:eastAsia="Consolas" w:hAnsi="Consolas"/>
+          <w:shd w:fill="F1F1F1" w:color="auto" w:val="clear"/>
+        </w:rPr>
+        <w:t xml:space="preserve">supabase/functions/resend-email/index.ts</w:t>
+      </w:r>
+      <w:r>
+        <w:t xml:space="preserve"> 안에 </w:t>
+      </w:r>
+      <w:r>
+        <w:rPr>
+          <w:rFonts w:ascii="Consolas" w:cs="Consolas" w:eastAsia="Consolas" w:hAnsi="Consolas"/>
+          <w:shd w:fill="F1F1F1" w:color="auto" w:val="clear"/>
+        </w:rPr>
+        <w:t xml:space="preserve">wrapInTemplate()</w:t>
+      </w:r>
+      <w:r>
+        <w:t xml:space="preserve"> 추가. 호출 시 자동으로 브랜드 헤더/풋터/CTA 가 입혀짐. </w:t>
+      </w:r>
+      <w:r>
+        <w:rPr>
+          <w:rFonts w:ascii="Consolas" w:cs="Consolas" w:eastAsia="Consolas" w:hAnsi="Consolas"/>
+          <w:shd w:fill="F1F1F1" w:color="auto" w:val="clear"/>
+        </w:rPr>
+        <w:t xml:space="preserve">skip_template: true</w:t>
+      </w:r>
+      <w:r>
+        <w:t xml:space="preserve"> 로 skip 가능.</w:t>
       </w:r>
     </w:p>
     <w:p>
@@ -6986,7 +7076,37 @@
         </w:numPr>
       </w:pPr>
       <w:r>
-        <w:t xml:space="preserve">[ ] Lighthouse / Core Web Vitals 최적화 (현재 미측정)</w:t>
+        <w:t xml:space="preserve">[x] </w:t>
+      </w:r>
+      <w:r>
+        <w:rPr>
+          <w:b/>
+          <w:bCs/>
+        </w:rPr>
+        <w:t xml:space="preserve">Lighthouse / Core Web Vitals 퀵 윈</w:t>
+      </w:r>
+      <w:r>
+        <w:t xml:space="preserve"> — Supabase SDK </w:t>
+      </w:r>
+      <w:r>
+        <w:rPr>
+          <w:rFonts w:ascii="Consolas" w:cs="Consolas" w:eastAsia="Consolas" w:hAnsi="Consolas"/>
+          <w:shd w:fill="F1F1F1" w:color="auto" w:val="clear"/>
+        </w:rPr>
+        <w:t xml:space="preserve">defer</w:t>
+      </w:r>
+      <w:r>
+        <w:t xml:space="preserve">, font </w:t>
+      </w:r>
+      <w:r>
+        <w:rPr>
+          <w:rFonts w:ascii="Consolas" w:cs="Consolas" w:eastAsia="Consolas" w:hAnsi="Consolas"/>
+          <w:shd w:fill="F1F1F1" w:color="auto" w:val="clear"/>
+        </w:rPr>
+        <w:t xml:space="preserve">display=swap</w:t>
+      </w:r>
+      <w:r>
+        <w:t xml:space="preserve">, dns-prefetch (Unsplash/QR), preconnect (Supabase), theme-color 메타.</w:t>
       </w:r>
     </w:p>
     <w:p>
@@ -6998,7 +7118,47 @@
         </w:numPr>
       </w:pPr>
       <w:r>
-        <w:t xml:space="preserve">[ ] 다국어 SEO 메타 태그 (현재 한국어만)</w:t>
+        <w:t xml:space="preserve">[x] </w:t>
+      </w:r>
+      <w:r>
+        <w:rPr>
+          <w:b/>
+          <w:bCs/>
+        </w:rPr>
+        <w:t xml:space="preserve">다국어 SEO 메타 태그</w:t>
+      </w:r>
+      <w:r>
+        <w:t xml:space="preserve"> — </w:t>
+      </w:r>
+      <w:r>
+        <w:rPr>
+          <w:rFonts w:ascii="Consolas" w:cs="Consolas" w:eastAsia="Consolas" w:hAnsi="Consolas"/>
+          <w:shd w:fill="F1F1F1" w:color="auto" w:val="clear"/>
+        </w:rPr>
+        <w:t xml:space="preserve">hreflang</w:t>
+      </w:r>
+      <w:r>
+        <w:t xml:space="preserve"> (ko/en/zh/x-default), </w:t>
+      </w:r>
+      <w:r>
+        <w:rPr>
+          <w:rFonts w:ascii="Consolas" w:cs="Consolas" w:eastAsia="Consolas" w:hAnsi="Consolas"/>
+          <w:shd w:fill="F1F1F1" w:color="auto" w:val="clear"/>
+        </w:rPr>
+        <w:t xml:space="preserve">og:locale</w:t>
+      </w:r>
+      <w:r>
+        <w:t xml:space="preserve"> + alternates, canonical, JSON-LD (NGO schema), 언어 변경 시 title/description 자동 갱신, URL </w:t>
+      </w:r>
+      <w:r>
+        <w:rPr>
+          <w:rFonts w:ascii="Consolas" w:cs="Consolas" w:eastAsia="Consolas" w:hAnsi="Consolas"/>
+          <w:shd w:fill="F1F1F1" w:color="auto" w:val="clear"/>
+        </w:rPr>
+        <w:t xml:space="preserve">?lang=ko/en/zh</w:t>
+      </w:r>
+      <w:r>
+        <w:t xml:space="preserve"> 파라미터로 직접 접근 가능.</w:t>
       </w:r>
     </w:p>
     <w:p>
@@ -7059,7 +7219,57 @@
         </w:numPr>
       </w:pPr>
       <w:r>
-        <w:t xml:space="preserve">[ ] Automated Supabase backups (weekly snapshots)</w:t>
+        <w:t xml:space="preserve">[x] </w:t>
+      </w:r>
+      <w:r>
+        <w:rPr>
+          <w:b/>
+          <w:bCs/>
+        </w:rPr>
+        <w:t xml:space="preserve">Automated Supabase backups</w:t>
+      </w:r>
+      <w:r>
+        <w:t xml:space="preserve"> — </w:t>
+      </w:r>
+      <w:r>
+        <w:rPr>
+          <w:rFonts w:ascii="Consolas" w:cs="Consolas" w:eastAsia="Consolas" w:hAnsi="Consolas"/>
+          <w:shd w:fill="F1F1F1" w:color="auto" w:val="clear"/>
+        </w:rPr>
+        <w:t xml:space="preserve">.github/workflows/supabase-backup.yml</w:t>
+      </w:r>
+      <w:r>
+        <w:t xml:space="preserve"> (every Monday 03:00 KST). One-time setup: GitHub Secrets </w:t>
+      </w:r>
+      <w:r>
+        <w:rPr>
+          <w:rFonts w:ascii="Consolas" w:cs="Consolas" w:eastAsia="Consolas" w:hAnsi="Consolas"/>
+          <w:shd w:fill="F1F1F1" w:color="auto" w:val="clear"/>
+        </w:rPr>
+        <w:t xml:space="preserve">SUPABASE_ACCESS_TOKEN</w:t>
+      </w:r>
+      <w:r>
+        <w:t xml:space="preserve"> / </w:t>
+      </w:r>
+      <w:r>
+        <w:rPr>
+          <w:rFonts w:ascii="Consolas" w:cs="Consolas" w:eastAsia="Consolas" w:hAnsi="Consolas"/>
+          <w:shd w:fill="F1F1F1" w:color="auto" w:val="clear"/>
+        </w:rPr>
+        <w:t xml:space="preserve">SUPABASE_DB_PASSWORD</w:t>
+      </w:r>
+      <w:r>
+        <w:t xml:space="preserve"> / </w:t>
+      </w:r>
+      <w:r>
+        <w:rPr>
+          <w:rFonts w:ascii="Consolas" w:cs="Consolas" w:eastAsia="Consolas" w:hAnsi="Consolas"/>
+          <w:shd w:fill="F1F1F1" w:color="auto" w:val="clear"/>
+        </w:rPr>
+        <w:t xml:space="preserve">SUPABASE_PROJECT_REF</w:t>
+      </w:r>
+      <w:r>
+        <w:t xml:space="preserve">.</w:t>
       </w:r>
     </w:p>
     <w:p>
@@ -7071,7 +7281,47 @@
         </w:numPr>
       </w:pPr>
       <w:r>
-        <w:t xml:space="preserve">[ ] Branded email templates (currently plain text)</w:t>
+        <w:t xml:space="preserve">[x] </w:t>
+      </w:r>
+      <w:r>
+        <w:rPr>
+          <w:b/>
+          <w:bCs/>
+        </w:rPr>
+        <w:t xml:space="preserve">Branded email templates</w:t>
+      </w:r>
+      <w:r>
+        <w:t xml:space="preserve"> — </w:t>
+      </w:r>
+      <w:r>
+        <w:rPr>
+          <w:rFonts w:ascii="Consolas" w:cs="Consolas" w:eastAsia="Consolas" w:hAnsi="Consolas"/>
+          <w:shd w:fill="F1F1F1" w:color="auto" w:val="clear"/>
+        </w:rPr>
+        <w:t xml:space="preserve">wrapInTemplate()</w:t>
+      </w:r>
+      <w:r>
+        <w:t xml:space="preserve"> added in </w:t>
+      </w:r>
+      <w:r>
+        <w:rPr>
+          <w:rFonts w:ascii="Consolas" w:cs="Consolas" w:eastAsia="Consolas" w:hAnsi="Consolas"/>
+          <w:shd w:fill="F1F1F1" w:color="auto" w:val="clear"/>
+        </w:rPr>
+        <w:t xml:space="preserve">supabase/functions/resend-email/index.ts</w:t>
+      </w:r>
+      <w:r>
+        <w:t xml:space="preserve">. Auto-wraps payload with branded header/footer/CTA. Pass </w:t>
+      </w:r>
+      <w:r>
+        <w:rPr>
+          <w:rFonts w:ascii="Consolas" w:cs="Consolas" w:eastAsia="Consolas" w:hAnsi="Consolas"/>
+          <w:shd w:fill="F1F1F1" w:color="auto" w:val="clear"/>
+        </w:rPr>
+        <w:t xml:space="preserve">skip_template: true</w:t>
+      </w:r>
+      <w:r>
+        <w:t xml:space="preserve"> to bypass.</w:t>
       </w:r>
     </w:p>
     <w:p>
@@ -7083,7 +7333,37 @@
         </w:numPr>
       </w:pPr>
       <w:r>
-        <w:t xml:space="preserve">[ ] Lighthouse / Core Web Vitals optimization (not yet measured)</w:t>
+        <w:t xml:space="preserve">[x] </w:t>
+      </w:r>
+      <w:r>
+        <w:rPr>
+          <w:b/>
+          <w:bCs/>
+        </w:rPr>
+        <w:t xml:space="preserve">Lighthouse / Core Web Vitals quick wins</w:t>
+      </w:r>
+      <w:r>
+        <w:t xml:space="preserve"> — Supabase SDK </w:t>
+      </w:r>
+      <w:r>
+        <w:rPr>
+          <w:rFonts w:ascii="Consolas" w:cs="Consolas" w:eastAsia="Consolas" w:hAnsi="Consolas"/>
+          <w:shd w:fill="F1F1F1" w:color="auto" w:val="clear"/>
+        </w:rPr>
+        <w:t xml:space="preserve">defer</w:t>
+      </w:r>
+      <w:r>
+        <w:t xml:space="preserve">, font </w:t>
+      </w:r>
+      <w:r>
+        <w:rPr>
+          <w:rFonts w:ascii="Consolas" w:cs="Consolas" w:eastAsia="Consolas" w:hAnsi="Consolas"/>
+          <w:shd w:fill="F1F1F1" w:color="auto" w:val="clear"/>
+        </w:rPr>
+        <w:t xml:space="preserve">display=swap</w:t>
+      </w:r>
+      <w:r>
+        <w:t xml:space="preserve">, dns-prefetch (Unsplash/QR), preconnect (Supabase), theme-color meta.</w:t>
       </w:r>
     </w:p>
     <w:p>
@@ -7095,7 +7375,47 @@
         </w:numPr>
       </w:pPr>
       <w:r>
-        <w:t xml:space="preserve">[ ] Multilingual SEO meta tags (currently Korean only)</w:t>
+        <w:t xml:space="preserve">[x] </w:t>
+      </w:r>
+      <w:r>
+        <w:rPr>
+          <w:b/>
+          <w:bCs/>
+        </w:rPr>
+        <w:t xml:space="preserve">Multilingual SEO meta tags</w:t>
+      </w:r>
+      <w:r>
+        <w:t xml:space="preserve"> — </w:t>
+      </w:r>
+      <w:r>
+        <w:rPr>
+          <w:rFonts w:ascii="Consolas" w:cs="Consolas" w:eastAsia="Consolas" w:hAnsi="Consolas"/>
+          <w:shd w:fill="F1F1F1" w:color="auto" w:val="clear"/>
+        </w:rPr>
+        <w:t xml:space="preserve">hreflang</w:t>
+      </w:r>
+      <w:r>
+        <w:t xml:space="preserve"> (ko/en/zh/x-default), </w:t>
+      </w:r>
+      <w:r>
+        <w:rPr>
+          <w:rFonts w:ascii="Consolas" w:cs="Consolas" w:eastAsia="Consolas" w:hAnsi="Consolas"/>
+          <w:shd w:fill="F1F1F1" w:color="auto" w:val="clear"/>
+        </w:rPr>
+        <w:t xml:space="preserve">og:locale</w:t>
+      </w:r>
+      <w:r>
+        <w:t xml:space="preserve"> + alternates, canonical, JSON-LD (NGO schema), title/description auto-updated on language change, direct access via </w:t>
+      </w:r>
+      <w:r>
+        <w:rPr>
+          <w:rFonts w:ascii="Consolas" w:cs="Consolas" w:eastAsia="Consolas" w:hAnsi="Consolas"/>
+          <w:shd w:fill="F1F1F1" w:color="auto" w:val="clear"/>
+        </w:rPr>
+        <w:t xml:space="preserve">?lang=ko/en/zh</w:t>
+      </w:r>
+      <w:r>
+        <w:t xml:space="preserve">.</w:t>
       </w:r>
     </w:p>
     <w:p>

--- a/HANDOFF.docx
+++ b/HANDOFF.docx
@@ -50,7 +50,7 @@
       <w:r>
         <w:t xml:space="preserve">: </w:t>
       </w:r>
-      <w:hyperlink w:history="1" r:id="rIdc9ixk43m1_z_pgxy49ubu">
+      <w:hyperlink w:history="1" r:id="rIdrfqaimuxyui7er1wccxie">
         <w:r>
           <w:rPr>
             <w:rStyle w:val="Hyperlink"/>
@@ -72,7 +72,7 @@
       <w:r>
         <w:t xml:space="preserve">: </w:t>
       </w:r>
-      <w:hyperlink w:history="1" r:id="rIdlf8ft9ekcdnyflkfmo_9v">
+      <w:hyperlink w:history="1" r:id="rId3pg_1eluaiem7onbz9ovm">
         <w:r>
           <w:rPr>
             <w:rStyle w:val="Hyperlink"/>
@@ -4883,7 +4883,7 @@
           <w:numId w:val="3"/>
         </w:numPr>
       </w:pPr>
-      <w:hyperlink w:history="1" r:id="rIdx59yhs0ihs5picz_xoy2q">
+      <w:hyperlink w:history="1" r:id="rId6hghilpif-y-kva8rfjfx">
         <w:r>
           <w:rPr>
             <w:rStyle w:val="Hyperlink"/>
@@ -5091,7 +5091,7 @@
       <w:r>
         <w:t xml:space="preserve">Sign in at </w:t>
       </w:r>
-      <w:hyperlink w:history="1" r:id="rIdaia1q8todhdck7v9tpzke">
+      <w:hyperlink w:history="1" r:id="rIdch4gnvxddnhwpmfre9eo3">
         <w:r>
           <w:rPr>
             <w:rStyle w:val="Hyperlink"/>
@@ -5615,7 +5615,7 @@
           <w:numId w:val="3"/>
         </w:numPr>
       </w:pPr>
-      <w:hyperlink w:history="1" r:id="rIdwnskmnot9cuqkz4e-fbx4">
+      <w:hyperlink w:history="1" r:id="rIdzk3rdb39al2ph9rlbv7bn">
         <w:r>
           <w:rPr>
             <w:rStyle w:val="Hyperlink"/>
@@ -5881,7 +5881,7 @@
       <w:r>
         <w:t xml:space="preserve">Refresh </w:t>
       </w:r>
-      <w:hyperlink w:history="1" r:id="rId3wqftzv9l5ny-co5p4sn1">
+      <w:hyperlink w:history="1" r:id="rIdqnbiincbqgbvnn_yuabf6">
         <w:r>
           <w:rPr>
             <w:rStyle w:val="Hyperlink"/>
@@ -6951,6 +6951,124 @@
       </w:pPr>
       <w:r>
         <w:t xml:space="preserve">[ ] Vercel Analytics 활성화 (트래픽 모니터링)</w:t>
+      </w:r>
+    </w:p>
+    <w:p>
+      <w:pPr>
+        <w:pStyle w:val="ListParagraph"/>
+        <w:numPr>
+          <w:ilvl w:val="0"/>
+          <w:numId w:val="2"/>
+        </w:numPr>
+      </w:pPr>
+      <w:r>
+        <w:t xml:space="preserve">[ ] </w:t>
+      </w:r>
+      <w:r>
+        <w:rPr>
+          <w:b/>
+          <w:bCs/>
+        </w:rPr>
+        <w:t xml:space="preserve">Supabase Auth 이메일 인증 활성화</w:t>
+      </w:r>
+      <w:r>
+        <w:t xml:space="preserve"> — Dashboard → Authentication → Providers → Email → "Confirm email" ON. 활성화하면 가입 시 메일 확인 링크 클릭해야 로그인 가능. SMTP 는 Supabase 기본값 사용 (또는 별도 SMTP 등록 가능 — Resend 호환).</w:t>
+      </w:r>
+    </w:p>
+    <w:p>
+      <w:pPr>
+        <w:pStyle w:val="ListParagraph"/>
+        <w:numPr>
+          <w:ilvl w:val="0"/>
+          <w:numId w:val="2"/>
+        </w:numPr>
+      </w:pPr>
+      <w:r>
+        <w:t xml:space="preserve">[ ] </w:t>
+      </w:r>
+      <w:r>
+        <w:rPr>
+          <w:b/>
+          <w:bCs/>
+        </w:rPr>
+        <w:t xml:space="preserve">GA4 측정 ID 입력</w:t>
+      </w:r>
+      <w:r>
+        <w:t xml:space="preserve"> — </w:t>
+      </w:r>
+      <w:r>
+        <w:rPr>
+          <w:rFonts w:ascii="Consolas" w:cs="Consolas" w:eastAsia="Consolas" w:hAnsi="Consolas"/>
+          <w:shd w:fill="F1F1F1" w:color="auto" w:val="clear"/>
+        </w:rPr>
+        <w:t xml:space="preserve">index.html</w:t>
+      </w:r>
+      <w:r>
+        <w:t xml:space="preserve"> 의 </w:t>
+      </w:r>
+      <w:r>
+        <w:rPr>
+          <w:rFonts w:ascii="Consolas" w:cs="Consolas" w:eastAsia="Consolas" w:hAnsi="Consolas"/>
+          <w:shd w:fill="F1F1F1" w:color="auto" w:val="clear"/>
+        </w:rPr>
+        <w:t xml:space="preserve">window.GA_MEASUREMENT_ID = 'G-XXXXXXXXXX'</w:t>
+      </w:r>
+      <w:r>
+        <w:t xml:space="preserve"> 를 실제 ID 로 교체. 발급: https://analytics.google.com.</w:t>
+      </w:r>
+    </w:p>
+    <w:p>
+      <w:pPr>
+        <w:pStyle w:val="ListParagraph"/>
+        <w:numPr>
+          <w:ilvl w:val="0"/>
+          <w:numId w:val="2"/>
+        </w:numPr>
+      </w:pPr>
+      <w:r>
+        <w:t xml:space="preserve">[ ] </w:t>
+      </w:r>
+      <w:r>
+        <w:rPr>
+          <w:b/>
+          <w:bCs/>
+        </w:rPr>
+        <w:t xml:space="preserve">Sentry DSN 입력</w:t>
+      </w:r>
+      <w:r>
+        <w:t xml:space="preserve"> — </w:t>
+      </w:r>
+      <w:r>
+        <w:rPr>
+          <w:rFonts w:ascii="Consolas" w:cs="Consolas" w:eastAsia="Consolas" w:hAnsi="Consolas"/>
+          <w:shd w:fill="F1F1F1" w:color="auto" w:val="clear"/>
+        </w:rPr>
+        <w:t xml:space="preserve">index.html</w:t>
+      </w:r>
+      <w:r>
+        <w:t xml:space="preserve"> 의 </w:t>
+      </w:r>
+      <w:r>
+        <w:rPr>
+          <w:rFonts w:ascii="Consolas" w:cs="Consolas" w:eastAsia="Consolas" w:hAnsi="Consolas"/>
+          <w:shd w:fill="F1F1F1" w:color="auto" w:val="clear"/>
+        </w:rPr>
+        <w:t xml:space="preserve">window.SENTRY_DSN</w:t>
+      </w:r>
+      <w:r>
+        <w:t xml:space="preserve"> 을 실제 DSN 으로 교체. 발급: https://sentry.io.</w:t>
+      </w:r>
+    </w:p>
+    <w:p>
+      <w:pPr>
+        <w:pStyle w:val="ListParagraph"/>
+        <w:numPr>
+          <w:ilvl w:val="0"/>
+          <w:numId w:val="2"/>
+        </w:numPr>
+      </w:pPr>
+      <w:r>
+        <w:t xml:space="preserve">[ ] (선택) Cloudflare Turnstile 또는 reCAPTCHA — 현재는 honeypot 만 적용. 폼 스팸 폭증 시 추가.</w:t>
       </w:r>
     </w:p>
     <w:p>
